--- a/medtalk-test-harness/docs/Cybersecurity Project Report.docx
+++ b/medtalk-test-harness/docs/Cybersecurity Project Report.docx
@@ -188,37 +188,8 @@
               <w:spacing w:after="160" w:line="278" w:lineRule="auto"/>
               <w:cnfStyle w:val="000000100000" w:firstRow="0" w:lastRow="0" w:firstColumn="0" w:lastColumn="0" w:oddVBand="0" w:evenVBand="0" w:oddHBand="1" w:evenHBand="0" w:firstRowFirstColumn="0" w:firstRowLastColumn="0" w:lastRowFirstColumn="0" w:lastRowLastColumn="0"/>
             </w:pPr>
-            <w:proofErr w:type="spellStart"/>
-            <w:r>
-              <w:t>Rikesh</w:t>
-            </w:r>
-            <w:proofErr w:type="spellEnd"/>
-            <w:r>
-              <w:t xml:space="preserve"> </w:t>
-            </w:r>
-            <w:proofErr w:type="spellStart"/>
-            <w:r>
-              <w:t>Aryal</w:t>
-            </w:r>
-            <w:proofErr w:type="spellEnd"/>
-            <w:r>
-              <w:t xml:space="preserve">, Charity </w:t>
-            </w:r>
-            <w:proofErr w:type="spellStart"/>
-            <w:r>
-              <w:t>Gwese</w:t>
-            </w:r>
-            <w:proofErr w:type="spellEnd"/>
-            <w:r>
-              <w:t xml:space="preserve">, Sonam </w:t>
-            </w:r>
-            <w:proofErr w:type="spellStart"/>
-            <w:r>
-              <w:t>Pelden</w:t>
-            </w:r>
-            <w:proofErr w:type="spellEnd"/>
-            <w:r>
-              <w:t xml:space="preserve">, </w:t>
+            <w:r>
+              <w:t xml:space="preserve">Rikesh Aryal, Charity Gwese, Sonam Pelden, </w:t>
             </w:r>
             <w:r>
               <w:t>Zubair Adil Soomro</w:t>
@@ -379,44 +350,12 @@
     </w:p>
     <w:p>
       <w:r>
-        <w:t xml:space="preserve">FAZ Australia is a Canberra-based health-technology company whose flagship product, </w:t>
-      </w:r>
-      <w:proofErr w:type="spellStart"/>
-      <w:r>
-        <w:t>MedTalk</w:t>
-      </w:r>
-      <w:proofErr w:type="spellEnd"/>
-      <w:r>
-        <w:t xml:space="preserve">, is an AI clinical documentation platform. </w:t>
-      </w:r>
-      <w:proofErr w:type="spellStart"/>
-      <w:r>
-        <w:t>MedTalk</w:t>
-      </w:r>
-      <w:proofErr w:type="spellEnd"/>
-      <w:r>
-        <w:t xml:space="preserve"> Connect, FAZ Australia’s white-label interoperability platform, provides canonical FHIR APIs and connectors to clinic software (Best Practice via Halo Connect) and hospital systems (Oracle Health Millennium). Before </w:t>
-      </w:r>
-      <w:proofErr w:type="spellStart"/>
-      <w:r>
-        <w:t>MedTalk</w:t>
-      </w:r>
-      <w:proofErr w:type="spellEnd"/>
-      <w:r>
-        <w:t xml:space="preserve"> Connect updates reach production, they must be validated against realistic but entirely synthetic clinical environments to prevent data integrity failures, compliance breaches, or patient-safety incidents.</w:t>
+        <w:t>FAZ Australia is a Canberra-based health-technology company whose flagship product, MedTalk, is an AI clinical documentation platform. MedTalk Connect, FAZ Australia’s white-label interoperability platform, provides canonical FHIR APIs and connectors to clinic software (Best Practice via Halo Connect) and hospital systems (Oracle Health Millennium). Before MedTalk Connect updates reach production, they must be validated against realistic but entirely synthetic clinical environments to prevent data integrity failures, compliance breaches, or patient-safety incidents.</w:t>
       </w:r>
     </w:p>
     <w:p>
       <w:r>
-        <w:t xml:space="preserve">This project designs and builds a safe, fully synthetic test harness — a mock healthcare integration environment — that simulates the systems </w:t>
-      </w:r>
-      <w:proofErr w:type="spellStart"/>
-      <w:r>
-        <w:t>MedTalk</w:t>
-      </w:r>
-      <w:proofErr w:type="spellEnd"/>
-      <w:r>
-        <w:t xml:space="preserve"> Connect talks to. The harness will expose FHIR R4 endpoints, ingest simulated HL7 v2 messages, serve synthetic SNOMED CT-AU coded records, and execute automated tests including error injection (slow responses, malformed payloads, dropped connections). No real patient data will ever be used. The Stage 1 deliverable (due 23 August 2026) comprises the architecture, test-data plan, and written test plan; Stage 2 (Semester 2) will implement the live harness and automated suite.</w:t>
+        <w:t>This project designs and builds a safe, fully synthetic test harness — a mock healthcare integration environment — that simulates the systems MedTalk Connect talks to. The harness will expose FHIR R4 endpoints, ingest simulated HL7 v2 messages, serve synthetic SNOMED CT-AU coded records, and execute automated tests including error injection (slow responses, malformed payloads, dropped connections). No real patient data will ever be used. The Stage 1 deliverable (due 23 August 2026) comprises the architecture, test-data plan, and written test plan; Stage 2 (Semester 2) will implement the live harness and automated suite.</w:t>
       </w:r>
     </w:p>
     <w:p/>
@@ -1324,15 +1263,7 @@
               <w:cnfStyle w:val="000000100000" w:firstRow="0" w:lastRow="0" w:firstColumn="0" w:lastColumn="0" w:oddVBand="0" w:evenVBand="0" w:oddHBand="1" w:evenHBand="0" w:firstRowFirstColumn="0" w:firstRowLastColumn="0" w:lastRowFirstColumn="0" w:lastRowLastColumn="0"/>
             </w:pPr>
             <w:r>
-              <w:t xml:space="preserve">Production deployment, commercial hosting, or live integration with the real </w:t>
-            </w:r>
-            <w:proofErr w:type="spellStart"/>
-            <w:r>
-              <w:t>MedTalk</w:t>
-            </w:r>
-            <w:proofErr w:type="spellEnd"/>
-            <w:r>
-              <w:t xml:space="preserve"> platform.</w:t>
+              <w:t>Production deployment, commercial hosting, or live integration with the real MedTalk platform.</w:t>
             </w:r>
           </w:p>
         </w:tc>
@@ -1776,13 +1707,8 @@
               <w:spacing w:after="160" w:line="278" w:lineRule="auto"/>
               <w:cnfStyle w:val="000000000000" w:firstRow="0" w:lastRow="0" w:firstColumn="0" w:lastColumn="0" w:oddVBand="0" w:evenVBand="0" w:oddHBand="0" w:evenHBand="0" w:firstRowFirstColumn="0" w:firstRowLastColumn="0" w:lastRowFirstColumn="0" w:lastRowLastColumn="0"/>
             </w:pPr>
-            <w:proofErr w:type="spellStart"/>
-            <w:r>
-              <w:t>MedTalk</w:t>
-            </w:r>
-            <w:proofErr w:type="spellEnd"/>
-            <w:r>
-              <w:t xml:space="preserve"> Connect Engineers</w:t>
+            <w:r>
+              <w:t>MedTalk Connect Engineers</w:t>
             </w:r>
           </w:p>
         </w:tc>
@@ -1897,13 +1823,8 @@
               <w:cnfStyle w:val="000000100000" w:firstRow="0" w:lastRow="0" w:firstColumn="0" w:lastColumn="0" w:oddVBand="0" w:evenVBand="0" w:oddHBand="1" w:evenHBand="0" w:firstRowFirstColumn="0" w:firstRowLastColumn="0" w:lastRowFirstColumn="0" w:lastRowLastColumn="0"/>
             </w:pPr>
             <w:r>
-              <w:t xml:space="preserve">CIHE / </w:t>
-            </w:r>
-            <w:proofErr w:type="spellStart"/>
-            <w:r>
-              <w:t>Readygrad</w:t>
-            </w:r>
-            <w:proofErr w:type="spellEnd"/>
+              <w:t>CIHE / Readygrad</w:t>
+            </w:r>
           </w:p>
         </w:tc>
         <w:tc>
@@ -2157,15 +2078,7 @@
               <w:cnfStyle w:val="000000100000" w:firstRow="0" w:lastRow="0" w:firstColumn="0" w:lastColumn="0" w:oddVBand="0" w:evenVBand="0" w:oddHBand="1" w:evenHBand="0" w:firstRowFirstColumn="0" w:firstRowLastColumn="0" w:lastRowFirstColumn="0" w:lastRowLastColumn="0"/>
             </w:pPr>
             <w:r>
-              <w:t xml:space="preserve">Safer </w:t>
-            </w:r>
-            <w:proofErr w:type="spellStart"/>
-            <w:r>
-              <w:t>MedTalk</w:t>
-            </w:r>
-            <w:proofErr w:type="spellEnd"/>
-            <w:r>
-              <w:t xml:space="preserve"> Connect deployments protecting real patient records.</w:t>
+              <w:t>Safer MedTalk Connect deployments protecting real patient records.</w:t>
             </w:r>
           </w:p>
         </w:tc>
@@ -2370,23 +2283,7 @@
           <w:b/>
           <w:bCs/>
         </w:rPr>
-        <w:t>High Power / Low Interest (CIHE/</w:t>
-      </w:r>
-      <w:proofErr w:type="spellStart"/>
-      <w:r>
-        <w:rPr>
-          <w:b/>
-          <w:bCs/>
-        </w:rPr>
-        <w:t>Readygrad</w:t>
-      </w:r>
-      <w:proofErr w:type="spellEnd"/>
-      <w:r>
-        <w:rPr>
-          <w:b/>
-          <w:bCs/>
-        </w:rPr>
-        <w:t>):</w:t>
+        <w:t>High Power / Low Interest (CIHE/Readygrad):</w:t>
       </w:r>
       <w:r>
         <w:t xml:space="preserve"> Keep satisfied. Submit documentation on time; maintain daily logbooks.</w:t>
@@ -2405,23 +2302,7 @@
           <w:bCs/>
         </w:rPr>
         <w:lastRenderedPageBreak/>
-        <w:t>Low Power / High Interest (</w:t>
-      </w:r>
-      <w:proofErr w:type="spellStart"/>
-      <w:r>
-        <w:rPr>
-          <w:b/>
-          <w:bCs/>
-        </w:rPr>
-        <w:t>MedTalk</w:t>
-      </w:r>
-      <w:proofErr w:type="spellEnd"/>
-      <w:r>
-        <w:rPr>
-          <w:b/>
-          <w:bCs/>
-        </w:rPr>
-        <w:t xml:space="preserve"> Engineers):</w:t>
+        <w:t>Low Power / High Interest (MedTalk Engineers):</w:t>
       </w:r>
       <w:r>
         <w:t xml:space="preserve"> Keep informed. Share GitHub commits and test reports; invite to demos.</w:t>
@@ -2840,15 +2721,7 @@
               <w:cnfStyle w:val="000000000000" w:firstRow="0" w:lastRow="0" w:firstColumn="0" w:lastColumn="0" w:oddVBand="0" w:evenVBand="0" w:oddHBand="0" w:evenHBand="0" w:firstRowFirstColumn="0" w:firstRowLastColumn="0" w:lastRowFirstColumn="0" w:lastRowLastColumn="0"/>
             </w:pPr>
             <w:r>
-              <w:t xml:space="preserve">Mentor </w:t>
-            </w:r>
-            <w:proofErr w:type="gramStart"/>
-            <w:r>
-              <w:t>clones</w:t>
-            </w:r>
-            <w:proofErr w:type="gramEnd"/>
-            <w:r>
-              <w:t xml:space="preserve"> repo and reproduces setup unaided.</w:t>
+              <w:t>Mentor clones repo and reproduces setup unaided.</w:t>
             </w:r>
           </w:p>
         </w:tc>
@@ -3056,7 +2929,19 @@
               <w:cnfStyle w:val="000000100000" w:firstRow="0" w:lastRow="0" w:firstColumn="0" w:lastColumn="0" w:oddVBand="0" w:evenVBand="0" w:oddHBand="1" w:evenHBand="0" w:firstRowFirstColumn="0" w:firstRowLastColumn="0" w:lastRowFirstColumn="0" w:lastRowLastColumn="0"/>
             </w:pPr>
             <w:r>
-              <w:t>Microsoft Teams (primary); WhatsApp (urgent only)</w:t>
+              <w:t>Microsoft Teams (</w:t>
+            </w:r>
+            <w:r>
+              <w:t>Meeting</w:t>
+            </w:r>
+            <w:r>
+              <w:t>); WhatsApp (</w:t>
+            </w:r>
+            <w:r>
+              <w:t>Primary</w:t>
+            </w:r>
+            <w:r>
+              <w:t xml:space="preserve"> only)</w:t>
             </w:r>
           </w:p>
         </w:tc>
@@ -3066,29 +2951,47 @@
           <w:tcPr>
             <w:cnfStyle w:val="001000000000" w:firstRow="0" w:lastRow="0" w:firstColumn="1" w:lastColumn="0" w:oddVBand="0" w:evenVBand="0" w:oddHBand="0" w:evenHBand="0" w:firstRowFirstColumn="0" w:firstRowLastColumn="0" w:lastRowFirstColumn="0" w:lastRowLastColumn="0"/>
             <w:tcW w:w="0" w:type="auto"/>
-            <w:hideMark/>
-          </w:tcPr>
-          <w:p>
-            <w:pPr>
-              <w:spacing w:after="160" w:line="278" w:lineRule="auto"/>
-            </w:pPr>
-            <w:r>
-              <w:t>Meeting frequency</w:t>
-            </w:r>
-          </w:p>
-        </w:tc>
-        <w:tc>
-          <w:tcPr>
-            <w:tcW w:w="0" w:type="auto"/>
-            <w:hideMark/>
-          </w:tcPr>
-          <w:p>
-            <w:pPr>
-              <w:spacing w:after="160" w:line="278" w:lineRule="auto"/>
-              <w:cnfStyle w:val="000000000000" w:firstRow="0" w:lastRow="0" w:firstColumn="0" w:lastColumn="0" w:oddVBand="0" w:evenVBand="0" w:oddHBand="0" w:evenHBand="0" w:firstRowFirstColumn="0" w:firstRowLastColumn="0" w:lastRowFirstColumn="0" w:lastRowLastColumn="0"/>
-            </w:pPr>
-            <w:r>
-              <w:t>Mentor check-in: weekly (day TBD via Doodle). Internal stand-up: Tuesday &amp; Friday 19:00 AEST.</w:t>
+          </w:tcPr>
+          <w:p>
+            <w:r>
+              <w:t>Roles</w:t>
+            </w:r>
+          </w:p>
+        </w:tc>
+        <w:tc>
+          <w:tcPr>
+            <w:tcW w:w="0" w:type="auto"/>
+          </w:tcPr>
+          <w:p>
+            <w:pPr>
+              <w:cnfStyle w:val="000000000000" w:firstRow="0" w:lastRow="0" w:firstColumn="0" w:lastColumn="0" w:oddVBand="0" w:evenVBand="0" w:oddHBand="0" w:evenHBand="0" w:firstRowFirstColumn="0" w:firstRowLastColumn="0" w:lastRowFirstColumn="0" w:lastRowLastColumn="0"/>
+            </w:pPr>
+            <w:r>
+              <w:t>Sonam:</w:t>
+            </w:r>
+          </w:p>
+          <w:p>
+            <w:pPr>
+              <w:cnfStyle w:val="000000000000" w:firstRow="0" w:lastRow="0" w:firstColumn="0" w:lastColumn="0" w:oddVBand="0" w:evenVBand="0" w:oddHBand="0" w:evenHBand="0" w:firstRowFirstColumn="0" w:firstRowLastColumn="0" w:lastRowFirstColumn="0" w:lastRowLastColumn="0"/>
+            </w:pPr>
+            <w:r>
+              <w:t>Charity:</w:t>
+            </w:r>
+          </w:p>
+          <w:p>
+            <w:pPr>
+              <w:cnfStyle w:val="000000000000" w:firstRow="0" w:lastRow="0" w:firstColumn="0" w:lastColumn="0" w:oddVBand="0" w:evenVBand="0" w:oddHBand="0" w:evenHBand="0" w:firstRowFirstColumn="0" w:firstRowLastColumn="0" w:lastRowFirstColumn="0" w:lastRowLastColumn="0"/>
+            </w:pPr>
+            <w:r>
+              <w:t>Zubair:</w:t>
+            </w:r>
+          </w:p>
+          <w:p>
+            <w:pPr>
+              <w:cnfStyle w:val="000000000000" w:firstRow="0" w:lastRow="0" w:firstColumn="0" w:lastColumn="0" w:oddVBand="0" w:evenVBand="0" w:oddHBand="0" w:evenHBand="0" w:firstRowFirstColumn="0" w:firstRowLastColumn="0" w:lastRowFirstColumn="0" w:lastRowLastColumn="0"/>
+            </w:pPr>
+            <w:r>
+              <w:t>Rikesh:</w:t>
             </w:r>
           </w:p>
         </w:tc>
@@ -3109,22 +3012,46 @@
             </w:pPr>
             <w:r>
               <w:lastRenderedPageBreak/>
-              <w:t>Expected response time</w:t>
-            </w:r>
-          </w:p>
-        </w:tc>
-        <w:tc>
-          <w:tcPr>
-            <w:tcW w:w="0" w:type="auto"/>
-            <w:hideMark/>
-          </w:tcPr>
-          <w:p>
-            <w:pPr>
-              <w:spacing w:after="160" w:line="278" w:lineRule="auto"/>
-              <w:cnfStyle w:val="000000100000" w:firstRow="0" w:lastRow="0" w:firstColumn="0" w:lastColumn="0" w:oddVBand="0" w:evenVBand="0" w:oddHBand="1" w:evenHBand="0" w:firstRowFirstColumn="0" w:firstRowLastColumn="0" w:lastRowFirstColumn="0" w:lastRowLastColumn="0"/>
-            </w:pPr>
-            <w:r>
-              <w:t>Chat: 24 hours. PR review: 48 hours. Mentor question: 48 hours.</w:t>
+              <w:t>Meeting frequency</w:t>
+            </w:r>
+          </w:p>
+        </w:tc>
+        <w:tc>
+          <w:tcPr>
+            <w:tcW w:w="0" w:type="auto"/>
+            <w:hideMark/>
+          </w:tcPr>
+          <w:p>
+            <w:pPr>
+              <w:spacing w:after="160" w:line="278" w:lineRule="auto"/>
+              <w:cnfStyle w:val="000000100000" w:firstRow="0" w:lastRow="0" w:firstColumn="0" w:lastColumn="0" w:oddVBand="0" w:evenVBand="0" w:oddHBand="1" w:evenHBand="0" w:firstRowFirstColumn="0" w:firstRowLastColumn="0" w:lastRowFirstColumn="0" w:lastRowLastColumn="0"/>
+            </w:pPr>
+            <w:r>
+              <w:t>Mentor check-in: weekly (</w:t>
+            </w:r>
+            <w:r>
+              <w:t>Monday</w:t>
+            </w:r>
+            <w:r>
+              <w:t xml:space="preserve"> via </w:t>
+            </w:r>
+            <w:r>
+              <w:t>Teams</w:t>
+            </w:r>
+            <w:r>
+              <w:t xml:space="preserve">). </w:t>
+            </w:r>
+            <w:r>
+              <w:t>Updates</w:t>
+            </w:r>
+            <w:r>
+              <w:t xml:space="preserve">: </w:t>
+            </w:r>
+            <w:r>
+              <w:t>Daily</w:t>
+            </w:r>
+            <w:r>
+              <w:t>.</w:t>
             </w:r>
           </w:p>
         </w:tc>
@@ -3141,22 +3068,22 @@
               <w:spacing w:after="160" w:line="278" w:lineRule="auto"/>
             </w:pPr>
             <w:r>
-              <w:t>Decision-making process</w:t>
-            </w:r>
-          </w:p>
-        </w:tc>
-        <w:tc>
-          <w:tcPr>
-            <w:tcW w:w="0" w:type="auto"/>
-            <w:hideMark/>
-          </w:tcPr>
-          <w:p>
-            <w:pPr>
-              <w:spacing w:after="160" w:line="278" w:lineRule="auto"/>
-              <w:cnfStyle w:val="000000000000" w:firstRow="0" w:lastRow="0" w:firstColumn="0" w:lastColumn="0" w:oddVBand="0" w:evenVBand="0" w:oddHBand="0" w:evenHBand="0" w:firstRowFirstColumn="0" w:firstRowLastColumn="0" w:lastRowFirstColumn="0" w:lastRowLastColumn="0"/>
-            </w:pPr>
-            <w:r>
-              <w:t>Technical decisions: team consensus (3/4 majority). Disputes: mentor tie-break. Assessment deadlines: unanimous agreement required.</w:t>
+              <w:t>Expected response time</w:t>
+            </w:r>
+          </w:p>
+        </w:tc>
+        <w:tc>
+          <w:tcPr>
+            <w:tcW w:w="0" w:type="auto"/>
+            <w:hideMark/>
+          </w:tcPr>
+          <w:p>
+            <w:pPr>
+              <w:spacing w:after="160" w:line="278" w:lineRule="auto"/>
+              <w:cnfStyle w:val="000000000000" w:firstRow="0" w:lastRow="0" w:firstColumn="0" w:lastColumn="0" w:oddVBand="0" w:evenVBand="0" w:oddHBand="0" w:evenHBand="0" w:firstRowFirstColumn="0" w:firstRowLastColumn="0" w:lastRowFirstColumn="0" w:lastRowLastColumn="0"/>
+            </w:pPr>
+            <w:r>
+              <w:t>Chat: 24 hours. PR review: 48 hours. Mentor question: 48 hours.</w:t>
             </w:r>
           </w:p>
         </w:tc>
@@ -3176,22 +3103,22 @@
               <w:spacing w:after="160" w:line="278" w:lineRule="auto"/>
             </w:pPr>
             <w:r>
-              <w:t>File naming convention</w:t>
-            </w:r>
-          </w:p>
-        </w:tc>
-        <w:tc>
-          <w:tcPr>
-            <w:tcW w:w="0" w:type="auto"/>
-            <w:hideMark/>
-          </w:tcPr>
-          <w:p>
-            <w:pPr>
-              <w:spacing w:after="160" w:line="278" w:lineRule="auto"/>
-              <w:cnfStyle w:val="000000100000" w:firstRow="0" w:lastRow="0" w:firstColumn="0" w:lastColumn="0" w:oddVBand="0" w:evenVBand="0" w:oddHBand="1" w:evenHBand="0" w:firstRowFirstColumn="0" w:firstRowLastColumn="0" w:lastRowFirstColumn="0" w:lastRowLastColumn="0"/>
-            </w:pPr>
-            <w:r>
-              <w:t>HEAL-XX_short-description_v1.0_YYYY-MM-DD.docx (e.g., HEAL-18_SRS_v1.0_2026-08-13.docx)</w:t>
+              <w:t>Decision-making process</w:t>
+            </w:r>
+          </w:p>
+        </w:tc>
+        <w:tc>
+          <w:tcPr>
+            <w:tcW w:w="0" w:type="auto"/>
+            <w:hideMark/>
+          </w:tcPr>
+          <w:p>
+            <w:pPr>
+              <w:spacing w:after="160" w:line="278" w:lineRule="auto"/>
+              <w:cnfStyle w:val="000000100000" w:firstRow="0" w:lastRow="0" w:firstColumn="0" w:lastColumn="0" w:oddVBand="0" w:evenVBand="0" w:oddHBand="1" w:evenHBand="0" w:firstRowFirstColumn="0" w:firstRowLastColumn="0" w:lastRowFirstColumn="0" w:lastRowLastColumn="0"/>
+            </w:pPr>
+            <w:r>
+              <w:t>Technical decisions: team consensus (3/4 majority). Disputes: mentor tie-break. Assessment deadlines: unanimous agreement required.</w:t>
             </w:r>
           </w:p>
         </w:tc>
@@ -3208,22 +3135,22 @@
               <w:spacing w:after="160" w:line="278" w:lineRule="auto"/>
             </w:pPr>
             <w:r>
-              <w:t>Jira update rules</w:t>
-            </w:r>
-          </w:p>
-        </w:tc>
-        <w:tc>
-          <w:tcPr>
-            <w:tcW w:w="0" w:type="auto"/>
-            <w:hideMark/>
-          </w:tcPr>
-          <w:p>
-            <w:pPr>
-              <w:spacing w:after="160" w:line="278" w:lineRule="auto"/>
-              <w:cnfStyle w:val="000000000000" w:firstRow="0" w:lastRow="0" w:firstColumn="0" w:lastColumn="0" w:oddVBand="0" w:evenVBand="0" w:oddHBand="0" w:evenHBand="0" w:firstRowFirstColumn="0" w:firstRowLastColumn="0" w:lastRowFirstColumn="0" w:lastRowLastColumn="0"/>
-            </w:pPr>
-            <w:r>
-              <w:t>Update ticket status daily. Move to "Done" only after peer review and evidence link attached. Link every commit to Jira ID in comment.</w:t>
+              <w:t>File naming convention</w:t>
+            </w:r>
+          </w:p>
+        </w:tc>
+        <w:tc>
+          <w:tcPr>
+            <w:tcW w:w="0" w:type="auto"/>
+            <w:hideMark/>
+          </w:tcPr>
+          <w:p>
+            <w:pPr>
+              <w:spacing w:after="160" w:line="278" w:lineRule="auto"/>
+              <w:cnfStyle w:val="000000000000" w:firstRow="0" w:lastRow="0" w:firstColumn="0" w:lastColumn="0" w:oddVBand="0" w:evenVBand="0" w:oddHBand="0" w:evenHBand="0" w:firstRowFirstColumn="0" w:firstRowLastColumn="0" w:lastRowFirstColumn="0" w:lastRowLastColumn="0"/>
+            </w:pPr>
+            <w:r>
+              <w:t>HEAL-XX_short-description_v1.0_YYYY-MM-DD.docx (e.g., HEAL-18_SRS_v1.0_2026-08-13.docx)</w:t>
             </w:r>
           </w:p>
         </w:tc>
@@ -3243,22 +3170,22 @@
               <w:spacing w:after="160" w:line="278" w:lineRule="auto"/>
             </w:pPr>
             <w:r>
-              <w:t>GitHub commit expectations</w:t>
-            </w:r>
-          </w:p>
-        </w:tc>
-        <w:tc>
-          <w:tcPr>
-            <w:tcW w:w="0" w:type="auto"/>
-            <w:hideMark/>
-          </w:tcPr>
-          <w:p>
-            <w:pPr>
-              <w:spacing w:after="160" w:line="278" w:lineRule="auto"/>
-              <w:cnfStyle w:val="000000100000" w:firstRow="0" w:lastRow="0" w:firstColumn="0" w:lastColumn="0" w:oddVBand="0" w:evenVBand="0" w:oddHBand="1" w:evenHBand="0" w:firstRowFirstColumn="0" w:firstRowLastColumn="0" w:lastRowFirstColumn="0" w:lastRowLastColumn="0"/>
-            </w:pPr>
-            <w:r>
-              <w:t>Feature branches only. PR requires 1 approving review. Commit message format: HEAL-XX: Imperative description under 72 chars. No direct pushes to main.</w:t>
+              <w:t>Jira update rules</w:t>
+            </w:r>
+          </w:p>
+        </w:tc>
+        <w:tc>
+          <w:tcPr>
+            <w:tcW w:w="0" w:type="auto"/>
+            <w:hideMark/>
+          </w:tcPr>
+          <w:p>
+            <w:pPr>
+              <w:spacing w:after="160" w:line="278" w:lineRule="auto"/>
+              <w:cnfStyle w:val="000000100000" w:firstRow="0" w:lastRow="0" w:firstColumn="0" w:lastColumn="0" w:oddVBand="0" w:evenVBand="0" w:oddHBand="1" w:evenHBand="0" w:firstRowFirstColumn="0" w:firstRowLastColumn="0" w:lastRowFirstColumn="0" w:lastRowLastColumn="0"/>
+            </w:pPr>
+            <w:r>
+              <w:t>Update ticket status daily. Move to "Done" only after peer review and evidence link attached. Link every commit to Jira ID in comment.</w:t>
             </w:r>
           </w:p>
         </w:tc>
@@ -3275,6 +3202,41 @@
               <w:spacing w:after="160" w:line="278" w:lineRule="auto"/>
             </w:pPr>
             <w:r>
+              <w:t>GitHub commit expectations</w:t>
+            </w:r>
+          </w:p>
+        </w:tc>
+        <w:tc>
+          <w:tcPr>
+            <w:tcW w:w="0" w:type="auto"/>
+            <w:hideMark/>
+          </w:tcPr>
+          <w:p>
+            <w:pPr>
+              <w:spacing w:after="160" w:line="278" w:lineRule="auto"/>
+              <w:cnfStyle w:val="000000000000" w:firstRow="0" w:lastRow="0" w:firstColumn="0" w:lastColumn="0" w:oddVBand="0" w:evenVBand="0" w:oddHBand="0" w:evenHBand="0" w:firstRowFirstColumn="0" w:firstRowLastColumn="0" w:lastRowFirstColumn="0" w:lastRowLastColumn="0"/>
+            </w:pPr>
+            <w:r>
+              <w:t>Feature branches only. PR requires 1 approving review. Commit message format: HEAL-XX: Imperative description under 72 chars. No direct pushes to main.</w:t>
+            </w:r>
+          </w:p>
+        </w:tc>
+      </w:tr>
+      <w:tr>
+        <w:trPr>
+          <w:cnfStyle w:val="000000100000" w:firstRow="0" w:lastRow="0" w:firstColumn="0" w:lastColumn="0" w:oddVBand="0" w:evenVBand="0" w:oddHBand="1" w:evenHBand="0" w:firstRowFirstColumn="0" w:firstRowLastColumn="0" w:lastRowFirstColumn="0" w:lastRowLastColumn="0"/>
+        </w:trPr>
+        <w:tc>
+          <w:tcPr>
+            <w:cnfStyle w:val="001000000000" w:firstRow="0" w:lastRow="0" w:firstColumn="1" w:lastColumn="0" w:oddVBand="0" w:evenVBand="0" w:oddHBand="0" w:evenHBand="0" w:firstRowFirstColumn="0" w:firstRowLastColumn="0" w:lastRowFirstColumn="0" w:lastRowLastColumn="0"/>
+            <w:tcW w:w="0" w:type="auto"/>
+            <w:hideMark/>
+          </w:tcPr>
+          <w:p>
+            <w:pPr>
+              <w:spacing w:after="160" w:line="278" w:lineRule="auto"/>
+            </w:pPr>
+            <w:r>
               <w:t>Conflict escalation path</w:t>
             </w:r>
           </w:p>
@@ -3287,7 +3249,7 @@
           <w:p>
             <w:pPr>
               <w:spacing w:after="160" w:line="278" w:lineRule="auto"/>
-              <w:cnfStyle w:val="000000000000" w:firstRow="0" w:lastRow="0" w:firstColumn="0" w:lastColumn="0" w:oddVBand="0" w:evenVBand="0" w:oddHBand="0" w:evenHBand="0" w:firstRowFirstColumn="0" w:firstRowLastColumn="0" w:lastRowFirstColumn="0" w:lastRowLastColumn="0"/>
+              <w:cnfStyle w:val="000000100000" w:firstRow="0" w:lastRow="0" w:firstColumn="0" w:lastColumn="0" w:oddVBand="0" w:evenVBand="0" w:oddHBand="1" w:evenHBand="0" w:firstRowFirstColumn="0" w:firstRowLastColumn="0" w:lastRowFirstColumn="0" w:lastRowLastColumn="0"/>
             </w:pPr>
             <w:r>
               <w:t>1. Direct discussion between involved members. 2. Full team mediation within 24 hours. 3. Escalate to Atif Nisar. 4. CIHE supervisor if unresolved.</w:t>
@@ -3407,13 +3369,8 @@
               <w:cnfStyle w:val="100000000000" w:firstRow="1" w:lastRow="0" w:firstColumn="0" w:lastColumn="0" w:oddVBand="0" w:evenVBand="0" w:oddHBand="0" w:evenHBand="0" w:firstRowFirstColumn="0" w:firstRowLastColumn="0" w:lastRowFirstColumn="0" w:lastRowLastColumn="0"/>
             </w:pPr>
             <w:r>
-              <w:t xml:space="preserve">Owner </w:t>
-            </w:r>
-            <w:proofErr w:type="gramStart"/>
-            <w:r>
-              <w:t>Lead</w:t>
-            </w:r>
-            <w:proofErr w:type="gramEnd"/>
+              <w:t>Owner Lead</w:t>
+            </w:r>
           </w:p>
         </w:tc>
       </w:tr>
@@ -5582,6 +5539,7 @@
   <w:style w:type="character" w:default="1" w:styleId="DefaultParagraphFont">
     <w:name w:val="Default Paragraph Font"/>
     <w:uiPriority w:val="1"/>
+    <w:semiHidden/>
     <w:unhideWhenUsed/>
   </w:style>
   <w:style w:type="table" w:default="1" w:styleId="TableNormal">

--- a/medtalk-test-harness/docs/Cybersecurity Project Report.docx
+++ b/medtalk-test-harness/docs/Cybersecurity Project Report.docx
@@ -2969,6 +2969,12 @@
             <w:r>
               <w:t>Sonam:</w:t>
             </w:r>
+            <w:r>
+              <w:t xml:space="preserve"> </w:t>
+            </w:r>
+            <w:r>
+              <w:t>Project Lead &amp; Architecture</w:t>
+            </w:r>
           </w:p>
           <w:p>
             <w:pPr>
@@ -2977,6 +2983,12 @@
             <w:r>
               <w:t>Charity:</w:t>
             </w:r>
+            <w:r>
+              <w:t xml:space="preserve"> </w:t>
+            </w:r>
+            <w:r>
+              <w:t>Clinical Data Specialist</w:t>
+            </w:r>
           </w:p>
           <w:p>
             <w:pPr>
@@ -2985,6 +2997,12 @@
             <w:r>
               <w:t>Zubair:</w:t>
             </w:r>
+            <w:r>
+              <w:t xml:space="preserve"> </w:t>
+            </w:r>
+            <w:r>
+              <w:t>Testing &amp; Documentation Lead</w:t>
+            </w:r>
           </w:p>
           <w:p>
             <w:pPr>
@@ -2992,6 +3010,12 @@
             </w:pPr>
             <w:r>
               <w:t>Rikesh:</w:t>
+            </w:r>
+            <w:r>
+              <w:t xml:space="preserve"> </w:t>
+            </w:r>
+            <w:r>
+              <w:t>Integration &amp; FHIR Specialist</w:t>
             </w:r>
           </w:p>
         </w:tc>
@@ -5539,7 +5563,6 @@
   <w:style w:type="character" w:default="1" w:styleId="DefaultParagraphFont">
     <w:name w:val="Default Paragraph Font"/>
     <w:uiPriority w:val="1"/>
-    <w:semiHidden/>
     <w:unhideWhenUsed/>
   </w:style>
   <w:style w:type="table" w:default="1" w:styleId="TableNormal">
